--- a/apps/legal-docs-blueprints/templates/inversiones_Sociedad/cesion_creditos/cestion_creditos_mujer.docx
+++ b/apps/legal-docs-blueprints/templates/inversiones_Sociedad/cesion_creditos/cestion_creditos_mujer.docx
@@ -754,7 +754,49 @@
           <w:shd w:fill="auto" w:val="clear"/>
           <w:vertAlign w:val="baseline"/>
         </w:rPr>
-        <w:t>, {profesion}, de este domicilio (en adelante el "Cesionario").</w:t>
+        <w:t xml:space="preserve">, {profesion}, de este domicilio, actúo en representación de la entidad denominada </w:t>
+      </w:r>
+      <w:r>
+        <w:rPr>
+          <w:rFonts w:eastAsia="Arial" w:cs="Arial"/>
+          <w:b/>
+          <w:bCs/>
+          <w:i w:val="false"/>
+          <w:iCs w:val="false"/>
+          <w:caps w:val="false"/>
+          <w:smallCaps w:val="false"/>
+          <w:strike w:val="false"/>
+          <w:dstrike w:val="false"/>
+          <w:color w:val="000000"/>
+          <w:position w:val="0"/>
+          <w:sz w:val="20"/>
+          <w:szCs w:val="20"/>
+          <w:u w:val="none"/>
+          <w:shd w:fill="auto" w:val="clear"/>
+          <w:vertAlign w:val="baseline"/>
+        </w:rPr>
+        <w:t>{nombreSociedadInversionista}</w:t>
+      </w:r>
+      <w:r>
+        <w:rPr>
+          <w:rFonts w:eastAsia="Arial" w:cs="Arial"/>
+          <w:b w:val="false"/>
+          <w:bCs w:val="false"/>
+          <w:i w:val="false"/>
+          <w:iCs w:val="false"/>
+          <w:caps w:val="false"/>
+          <w:smallCaps w:val="false"/>
+          <w:strike w:val="false"/>
+          <w:dstrike w:val="false"/>
+          <w:color w:val="000000"/>
+          <w:position w:val="0"/>
+          <w:sz w:val="20"/>
+          <w:szCs w:val="20"/>
+          <w:u w:val="none"/>
+          <w:shd w:fill="auto" w:val="clear"/>
+          <w:vertAlign w:val="baseline"/>
+        </w:rPr>
+        <w:t>, calidad que acredito con el Acta Notarial que contiene mi nombramiento, autorizada en esta ciudad el día {fechaAutorizacionActaNombramiento}, por el Notario {nombreNotarioActaNombramiento} acta que se encuentra inscrita en el Registro Mercantil General de la República al número de Registro: {numeroRegistroSociedad} Folio: {folioRegistroSociedad}; Libro: {libroRegistroSociedad}  de Auxiliares de Comercio (en adelante la "Cesionaria").</w:t>
       </w:r>
     </w:p>
     <w:p>
@@ -2889,9 +2931,9 @@
                           <a:avLst/>
                           <a:gdLst>
                             <a:gd name="textAreaLeft" fmla="*/ 0 w 720"/>
-                            <a:gd name="textAreaRight" fmla="*/ 6840 w 720"/>
+                            <a:gd name="textAreaRight" fmla="*/ 10080 w 720"/>
                             <a:gd name="textAreaTop" fmla="*/ 0 h 7200"/>
-                            <a:gd name="textAreaBottom" fmla="*/ 9360 h 7200"/>
+                            <a:gd name="textAreaBottom" fmla="*/ 9720 h 7200"/>
                           </a:gdLst>
                           <a:ahLst/>
                           <a:cxnLst/>
@@ -3347,8 +3389,7 @@
         </w:rPr>
       </w:r>
       <w:bookmarkStart w:id="0" w:name="_heading=h.2b497i1unvea"/>
-      <w:bookmarkStart w:id="1" w:name="_heading=h.2b497i1unvea"/>
-      <w:bookmarkEnd w:id="1"/>
+      <w:bookmarkEnd w:id="0"/>
     </w:p>
     <w:sectPr>
       <w:type w:val="nextPage"/>
@@ -3787,8 +3828,8 @@
     <w:qFormat/>
     <w:rPr/>
   </w:style>
-  <w:style w:type="character" w:styleId="Bolos">
-    <w:name w:val="Bolos"/>
+  <w:style w:type="character" w:styleId="Bolosuser">
+    <w:name w:val="Bolos (user)"/>
     <w:qFormat/>
     <w:rPr>
       <w:rFonts w:ascii="OpenSymbol" w:hAnsi="OpenSymbol" w:eastAsia="OpenSymbol" w:cs="OpenSymbol"/>
@@ -3958,8 +3999,8 @@
       <w:szCs w:val="48"/>
     </w:rPr>
   </w:style>
-  <w:style w:type="numbering" w:styleId="Ningunalista" w:default="1">
-    <w:name w:val="Ninguna lista"/>
+  <w:style w:type="numbering" w:styleId="Ningunalistauser" w:default="1">
+    <w:name w:val="Ninguna lista (user)"/>
     <w:uiPriority w:val="99"/>
     <w:semiHidden/>
     <w:unhideWhenUsed/>

--- a/apps/legal-docs-blueprints/templates/inversiones_Sociedad/cesion_creditos/cestion_creditos_mujer.docx
+++ b/apps/legal-docs-blueprints/templates/inversiones_Sociedad/cesion_creditos/cestion_creditos_mujer.docx
@@ -83,27 +83,35 @@
         <w:spacing w:lineRule="auto" w:line="276" w:before="208" w:after="0"/>
         <w:ind w:hanging="170" w:left="227" w:right="0"/>
         <w:jc w:val="left"/>
-        <w:rPr/>
+        <w:rPr>
+          <w:u w:val="single"/>
+        </w:rPr>
       </w:pPr>
       <w:r>
         <w:rPr/>
         <w:t xml:space="preserve">CONTRATO PRIVADO DE CESIÓN DE DERECHOS DE CARTERA DE CRÉDITO ENTRE LA ENTIDAD CUBE INVESTMENTS, SOCIEDAD ANÓNIMA Y </w:t>
       </w:r>
-      <w:sdt>
-        <w:sdtPr>
-          <w:tag w:val="goog_rdk_0"/>
-          <w:id w:val="1308027029"/>
-        </w:sdtPr>
-        <w:sdtContent>
-          <w:r>
-            <w:rPr/>
-          </w:r>
-          <w:r>
-            <w:rPr/>
-            <w:t>{nombreCompleto}</w:t>
-          </w:r>
-        </w:sdtContent>
-      </w:sdt>
+      <w:r>
+        <w:rPr>
+          <w:rFonts w:eastAsia="Arial" w:cs="Arial"/>
+          <w:b/>
+          <w:bCs/>
+          <w:i w:val="false"/>
+          <w:iCs w:val="false"/>
+          <w:caps w:val="false"/>
+          <w:smallCaps w:val="false"/>
+          <w:strike w:val="false"/>
+          <w:dstrike w:val="false"/>
+          <w:color w:val="000000"/>
+          <w:position w:val="0"/>
+          <w:sz w:val="20"/>
+          <w:szCs w:val="20"/>
+          <w:u w:val="none"/>
+          <w:shd w:fill="auto" w:val="clear"/>
+          <w:vertAlign w:val="baseline"/>
+        </w:rPr>
+        <w:t>{nombreSociedadInversionista}</w:t>
+      </w:r>
     </w:p>
     <w:p>
       <w:pPr>
@@ -2931,9 +2939,9 @@
                           <a:avLst/>
                           <a:gdLst>
                             <a:gd name="textAreaLeft" fmla="*/ 0 w 720"/>
-                            <a:gd name="textAreaRight" fmla="*/ 10080 w 720"/>
+                            <a:gd name="textAreaRight" fmla="*/ 15120 w 720"/>
                             <a:gd name="textAreaTop" fmla="*/ 0 h 7200"/>
-                            <a:gd name="textAreaBottom" fmla="*/ 9720 h 7200"/>
+                            <a:gd name="textAreaBottom" fmla="*/ 10080 h 7200"/>
                           </a:gdLst>
                           <a:ahLst/>
                           <a:cxnLst/>
@@ -3828,8 +3836,8 @@
     <w:qFormat/>
     <w:rPr/>
   </w:style>
-  <w:style w:type="character" w:styleId="Bolosuser">
-    <w:name w:val="Bolos (user)"/>
+  <w:style w:type="character" w:styleId="Bolos">
+    <w:name w:val="Bolos"/>
     <w:qFormat/>
     <w:rPr>
       <w:rFonts w:ascii="OpenSymbol" w:hAnsi="OpenSymbol" w:eastAsia="OpenSymbol" w:cs="OpenSymbol"/>
@@ -3999,8 +4007,8 @@
       <w:szCs w:val="48"/>
     </w:rPr>
   </w:style>
-  <w:style w:type="numbering" w:styleId="Ningunalistauser" w:default="1">
-    <w:name w:val="Ninguna lista (user)"/>
+  <w:style w:type="numbering" w:styleId="Ningunalista" w:default="1">
+    <w:name w:val="Ninguna lista"/>
     <w:uiPriority w:val="99"/>
     <w:semiHidden/>
     <w:unhideWhenUsed/>
